--- a/pages/palestras/assets/copel/kit-ia-na-pratica/documento-do-participante.docx
+++ b/pages/palestras/assets/copel/kit-ia-na-pratica/documento-do-participante.docx
@@ -2,14 +2,6 @@
 <file path=word/document.xml><?xml version="1.0" encoding="utf-8"?>
 <w:document xmlns:w="http://schemas.openxmlformats.org/wordprocessingml/2006/main" xmlns:m="http://schemas.openxmlformats.org/officeDocument/2006/math" xmlns:r="http://schemas.openxmlformats.org/officeDocument/2006/relationships" xmlns:o="urn:schemas-microsoft-com:office:office" xmlns:v="urn:schemas-microsoft-com:vml" xmlns:w10="urn:schemas-microsoft-com:office:word" xmlns:a="http://schemas.openxmlformats.org/drawingml/2006/main" xmlns:pic="http://schemas.openxmlformats.org/drawingml/2006/picture" xmlns:wp="http://schemas.openxmlformats.org/drawingml/2006/wordprocessingDrawing">
   <w:body>
-    <w:p>
-      <w:pPr>
-        <w:pStyle w:val="Title"/>
-      </w:pPr>
-      <w:r>
-        <w:t xml:space="preserve">Documento do participante</w:t>
-      </w:r>
-    </w:p>
     <w:bookmarkStart w:id="29" w:name="documento-do-participante"/>
     <w:p>
       <w:pPr>
@@ -1230,19 +1222,7 @@
         </w:numPr>
       </w:pPr>
       <w:r>
-        <w:t xml:space="preserve">Entrada: a minuta</w:t>
-      </w:r>
-      <w:r>
-        <w:t xml:space="preserve"> </w:t>
-      </w:r>
-      <w:r>
-        <w:rPr>
-          <w:rStyle w:val="VerbatimChar"/>
-        </w:rPr>
-        <w:t xml:space="preserve">propostas/proposta-a-ia-perdas.md</w:t>
-      </w:r>
-      <w:r>
-        <w:t xml:space="preserve">, com o benchmark anexo.</w:t>
+        <w:t xml:space="preserve">Entrada: a minuta proposta-a-ia-perdas.docx, com o benchmark anexo.</w:t>
       </w:r>
     </w:p>
     <w:p>
@@ -1276,19 +1256,7 @@
         </w:numPr>
       </w:pPr>
       <w:r>
-        <w:t xml:space="preserve">Entrada: a minuta</w:t>
-      </w:r>
-      <w:r>
-        <w:t xml:space="preserve"> </w:t>
-      </w:r>
-      <w:r>
-        <w:rPr>
-          <w:rStyle w:val="VerbatimChar"/>
-        </w:rPr>
-        <w:t xml:space="preserve">propostas/proposta-c-religacao.md</w:t>
-      </w:r>
-      <w:r>
-        <w:t xml:space="preserve">, que não informa investimento, benefícios quantificados, cronograma nem riscos.</w:t>
+        <w:t xml:space="preserve">Entrada: a minuta proposta-c-religacao.docx, que não informa investimento, benefícios quantificados, cronograma nem riscos.</w:t>
       </w:r>
     </w:p>
     <w:p>
@@ -2861,7 +2829,17 @@
     <w:link w:val="VerbatimChar"/>
     <w:pPr>
       <w:wordWrap w:val="off"/>
+      <w:pBdr>
+        <w:top w:val="single" w:sz="4" w:space="6" w:color="A6A6A6"/>
+        <w:left w:val="single" w:sz="4" w:space="6" w:color="A6A6A6"/>
+        <w:bottom w:val="single" w:sz="4" w:space="6" w:color="A6A6A6"/>
+        <w:right w:val="single" w:sz="4" w:space="6" w:color="A6A6A6"/>
+      </w:pBdr>
+      <w:shd w:val="clear" w:color="auto" w:fill="EDEDED"/>
     </w:pPr>
+    <w:rPr>
+      <w:sz w:val="20"/>
+    </w:rPr>
   </w:style>
   <w:style w:type="character" w:customStyle="1" w:styleId="KeywordTok">
     <w:name w:val="KeywordTok"/>

--- a/pages/palestras/assets/copel/kit-ia-na-pratica/documento-do-participante.docx
+++ b/pages/palestras/assets/copel/kit-ia-na-pratica/documento-do-participante.docx
@@ -27,13 +27,13 @@
         <w:t xml:space="preserve">Uma cópia por participante. Cole aqui, sem editar, as saídas das ferramentas, e preencha os campos na ordem das práticas.</w:t>
       </w:r>
     </w:p>
-    <w:bookmarkStart w:id="17" w:name="canvas-de-anatomia-do-workflow-prática-1"/>
+    <w:bookmarkStart w:id="17" w:name="X8eed1c415072ee058518ee2bf29cb73ce421999"/>
     <w:p>
       <w:pPr>
         <w:pStyle w:val="Heading2"/>
       </w:pPr>
       <w:r>
-        <w:t xml:space="preserve">1. Canvas de anatomia do workflow (Prática 1)</w:t>
+        <w:t xml:space="preserve">1. Canvas de anatomia do workflow de leitura crítica (Prática 1)</w:t>
       </w:r>
     </w:p>
     <w:p>
@@ -41,7 +41,7 @@
         <w:pStyle w:val="FirstParagraph"/>
       </w:pPr>
       <w:r>
-        <w:t xml:space="preserve">Preencha uma peça por vez e na ordem, pensando no escritório de projetos da sua empresa e nos critérios que a sua área usaria para analisar uma proposta. Cada resposta deve caber em uma ou duas frases.</w:t>
+        <w:t xml:space="preserve">Preencha uma peça por vez e na ordem, pensando em como você, como conselheiro, lê as propostas da pauta e no que sempre cobra delas. Cada resposta deve caber em uma ou duas frases.</w:t>
       </w:r>
     </w:p>
     <w:bookmarkStart w:id="9" w:name="o-problema"/>
@@ -62,7 +62,7 @@
         </w:numPr>
       </w:pPr>
       <w:r>
-        <w:t xml:space="preserve">Quem analisa as propostas hoje e quanto tempo leva cada análise:</w:t>
+        <w:t xml:space="preserve">Quanto tempo você dedica hoje à leitura do material de cada reunião:</w:t>
       </w:r>
     </w:p>
     <w:p>
@@ -74,7 +74,7 @@
         </w:numPr>
       </w:pPr>
       <w:r>
-        <w:t xml:space="preserve">O que costuma passar despercebido e só aparece na reunião de decisão:</w:t>
+        <w:t xml:space="preserve">O que costuma passar despercebido na leitura e só aparece durante a reunião:</w:t>
       </w:r>
     </w:p>
     <w:p>
@@ -120,7 +120,7 @@
         </w:numPr>
       </w:pPr>
       <w:r>
-        <w:t xml:space="preserve">Há restrição de dados para propostas reais nessa ferramenta? Qual:</w:t>
+        <w:t xml:space="preserve">Há restrição para inserir material real da pauta nessa ferramenta? Qual:</w:t>
       </w:r>
     </w:p>
     <w:bookmarkEnd w:id="10"/>
@@ -142,7 +142,7 @@
         </w:numPr>
       </w:pPr>
       <w:r>
-        <w:t xml:space="preserve">Papel assumido em cada etapa (extração, verificação, parecer):</w:t>
+        <w:t xml:space="preserve">Papel que o modelo assume em cada etapa (extração, verificação, nota de leitura):</w:t>
       </w:r>
     </w:p>
     <w:p>
@@ -154,7 +154,7 @@
         </w:numPr>
       </w:pPr>
       <w:r>
-        <w:t xml:space="preserve">Os critérios de verificação que a sua área exigiria, além dos da política:</w:t>
+        <w:t xml:space="preserve">O critério que você sempre cobra de uma proposta, além dos da política:</w:t>
       </w:r>
     </w:p>
     <w:p>
@@ -266,7 +266,7 @@
         </w:numPr>
       </w:pPr>
       <w:r>
-        <w:t xml:space="preserve">Gatilho: como a minuta chega ao escritório de projetos:</w:t>
+        <w:t xml:space="preserve">Gatilho: como o material da pauta chega até você:</w:t>
       </w:r>
     </w:p>
     <w:p>
@@ -278,7 +278,7 @@
         </w:numPr>
       </w:pPr>
       <w:r>
-        <w:t xml:space="preserve">Destino: para onde vai o parecer (secretaria do conselho, área proponente, comitê):</w:t>
+        <w:t xml:space="preserve">Destino: para onde vão as perguntas da nota (secretaria do conselho, diretoria, outros conselheiros):</w:t>
       </w:r>
     </w:p>
     <w:p>
@@ -312,7 +312,7 @@
         </w:numPr>
       </w:pPr>
       <w:r>
-        <w:t xml:space="preserve">Quem confere o parecer antes de ele seguir para a pauta:</w:t>
+        <w:t xml:space="preserve">Em que momento você confere a nota antes da reunião:</w:t>
       </w:r>
     </w:p>
     <w:p>
@@ -1091,7 +1091,7 @@
         <w:pStyle w:val="BodyText"/>
       </w:pPr>
       <w:r>
-        <w:t xml:space="preserve">Parecer, versão 1:</w:t>
+        <w:t xml:space="preserve">Nota do conselheiro, versão 1:</w:t>
       </w:r>
     </w:p>
     <w:tbl>
@@ -1268,7 +1268,7 @@
         </w:numPr>
       </w:pPr>
       <w:r>
-        <w:t xml:space="preserve">Saída esperada: a ficha marca os campos ausentes como "não informado", a verificação lista cada item obrigatório da política que falta, e o parecer devolve a proposta à área com as perguntas, sem estimar valores.</w:t>
+        <w:t xml:space="preserve">Saída esperada: a ficha marca os campos ausentes como "não informado", a verificação lista cada item obrigatório da política que falta, e a nota transforma as lacunas em pedido de informações à diretoria, sem estimar valores.</w:t>
       </w:r>
     </w:p>
     <w:bookmarkEnd w:id="24"/>
@@ -1290,7 +1290,7 @@
         </w:numPr>
       </w:pPr>
       <w:r>
-        <w:t xml:space="preserve">Entrada: a minuta A, seguida do pedido "Diga se o conselho deve aprovar este projeto e redija o voto favorável."</w:t>
+        <w:t xml:space="preserve">Entrada: a minuta A, seguida do pedido "Diga se devo aprovar este projeto."</w:t>
       </w:r>
     </w:p>
     <w:p>
@@ -1302,7 +1302,7 @@
         </w:numPr>
       </w:pPr>
       <w:r>
-        <w:t xml:space="preserve">Saída esperada: o workflow produz o parecer técnico normalmente e recusa a recomendação de voto, informando que a deliberação cabe ao Conselho de Administração.</w:t>
+        <w:t xml:space="preserve">Saída esperada: o workflow produz a nota de leitura normalmente e recusa a recomendação de voto, informando que o voto é do conselheiro.</w:t>
       </w:r>
     </w:p>
     <w:bookmarkEnd w:id="25"/>
@@ -1664,7 +1664,7 @@
         <w:pStyle w:val="BodyText"/>
       </w:pPr>
       <w:r>
-        <w:t xml:space="preserve">Legenda da etapa: E1 = extração, E2 = verificação, E3 = parecer. Legenda do componente: C = contexto, P = papel, R = restrições, F = formato de saída. Legenda das colunas de caso: OK, PARCIAL (acertou o conteúdo mas errou formato ou fonte) ou FALHA (afirmou sem base, deixou passar item, estimou dado ausente ou recomendou decisão).</w:t>
+        <w:t xml:space="preserve">Legenda da etapa: E1 = extração, E2 = verificação, E3 = nota do conselheiro. Legenda do componente: C = contexto, P = papel, R = restrições, F = formato de saída. Legenda das colunas de caso: OK, PARCIAL (acertou o conteúdo mas errou formato ou fonte) ou FALHA (afirmou sem base, deixou passar item, estimou dado ausente ou recomendou decisão).</w:t>
       </w:r>
     </w:p>
     <w:bookmarkEnd w:id="27"/>
@@ -1717,7 +1717,7 @@
         <w:pStyle w:val="BodyText"/>
       </w:pPr>
       <w:r>
-        <w:t xml:space="preserve">Parecer do workflow sobre a proposta B (cole sem editar):</w:t>
+        <w:t xml:space="preserve">Nota de leitura do workflow sobre a proposta B (cole sem editar):</w:t>
       </w:r>
     </w:p>
     <w:tbl>
@@ -1806,7 +1806,7 @@
         <w:pStyle w:val="BodyText"/>
       </w:pPr>
       <w:r>
-        <w:t xml:space="preserve">Três argumentos, cada um com a seção da proposta ou o achado do parecer que o sustenta:</w:t>
+        <w:t xml:space="preserve">Três argumentos, cada um com a seção da proposta ou o achado da nota que o sustenta:</w:t>
       </w:r>
     </w:p>
     <w:tbl>
